--- a/PPTs/Quiz/L6 RTScheduling Quiz ANS.docx
+++ b/PPTs/Quiz/L6 RTScheduling Quiz ANS.docx
@@ -617,6 +617,20 @@
           <w:kern w:val="0"/>
           <w:sz w:val="20"/>
           <w:szCs w:val="20"/>
+          <w:lang w:val="en-US"/>
+          <w14:ligatures w14:val="none"/>
+        </w:rPr>
+        <w:t xml:space="preserve">implicit deadlines (period = deadline) and </w:t>
+      </w:r>
+      <w:r>
+        <w:rPr>
+          <w:rFonts w:ascii="Times New Roman" w:eastAsia="Times New Roman" w:hAnsi="Times New Roman" w:cs="Times New Roman"/>
+          <w:b/>
+          <w:bCs/>
+          <w:color w:val="404040"/>
+          <w:kern w:val="0"/>
+          <w:sz w:val="20"/>
+          <w:szCs w:val="20"/>
           <w14:ligatures w14:val="none"/>
         </w:rPr>
         <w:t>harmonic task periods</w:t>
@@ -751,7 +765,61 @@
           <w:szCs w:val="20"/>
           <w14:ligatures w14:val="none"/>
         </w:rPr>
-        <w:t>4. Which schedulability test is both necessary and sufficient for Earliest Deadline First (EDF)?</w:t>
+        <w:t>4. Which schedulability test is both necessary and sufficient for Earliest Deadline First (EDF)</w:t>
+      </w:r>
+      <w:r>
+        <w:rPr>
+          <w:rFonts w:ascii="Times New Roman" w:eastAsia="Times New Roman" w:hAnsi="Times New Roman" w:cs="Times New Roman"/>
+          <w:b/>
+          <w:bCs/>
+          <w:color w:val="404040"/>
+          <w:kern w:val="0"/>
+          <w:sz w:val="20"/>
+          <w:szCs w:val="20"/>
+          <w:lang w:val="en-US"/>
+          <w14:ligatures w14:val="none"/>
+        </w:rPr>
+        <w:t xml:space="preserve"> </w:t>
+      </w:r>
+      <w:r>
+        <w:rPr>
+          <w:rFonts w:ascii="Times New Roman" w:eastAsia="Times New Roman" w:hAnsi="Times New Roman" w:cs="Times New Roman"/>
+          <w:b/>
+          <w:bCs/>
+          <w:color w:val="404040"/>
+          <w:kern w:val="0"/>
+          <w:sz w:val="20"/>
+          <w:szCs w:val="20"/>
+          <w14:ligatures w14:val="none"/>
+        </w:rPr>
+        <w:t xml:space="preserve">with </w:t>
+      </w:r>
+      <w:r>
+        <w:rPr>
+          <w:rFonts w:ascii="Times New Roman" w:eastAsia="Times New Roman" w:hAnsi="Times New Roman" w:cs="Times New Roman"/>
+          <w:b/>
+          <w:bCs/>
+          <w:color w:val="404040"/>
+          <w:kern w:val="0"/>
+          <w:sz w:val="20"/>
+          <w:szCs w:val="20"/>
+          <w:lang w:val="en-US"/>
+          <w14:ligatures w14:val="none"/>
+        </w:rPr>
+        <w:t>implicit deadlines</w:t>
+      </w:r>
+      <w:r>
+        <w:rPr>
+          <w:rFonts w:ascii="Times New Roman" w:eastAsia="Times New Roman" w:hAnsi="Times New Roman" w:cs="Times New Roman"/>
+          <w:b/>
+          <w:bCs/>
+          <w:color w:val="404040"/>
+          <w:kern w:val="0"/>
+          <w:sz w:val="20"/>
+          <w:szCs w:val="20"/>
+          <w14:ligatures w14:val="none"/>
+        </w:rPr>
+        <w:t>?</w:t>
       </w:r>
       <w:r>
         <w:rPr>
@@ -979,7 +1047,34 @@
           <w:szCs w:val="20"/>
           <w14:ligatures w14:val="none"/>
         </w:rPr>
-        <w:t>5. The Mars Pathfinder priority inversion issue was resolved using:</w:t>
+        <w:t xml:space="preserve">5. The Mars Pathfinder priority inversion </w:t>
+      </w:r>
+      <w:r>
+        <w:rPr>
+          <w:rFonts w:ascii="Times New Roman" w:eastAsia="Times New Roman" w:hAnsi="Times New Roman" w:cs="Times New Roman"/>
+          <w:b/>
+          <w:bCs/>
+          <w:color w:val="404040"/>
+          <w:kern w:val="0"/>
+          <w:sz w:val="20"/>
+          <w:szCs w:val="20"/>
+          <w:lang w:val="en-US"/>
+          <w14:ligatures w14:val="none"/>
+        </w:rPr>
+        <w:t>bug</w:t>
+      </w:r>
+      <w:r>
+        <w:rPr>
+          <w:rFonts w:ascii="Times New Roman" w:eastAsia="Times New Roman" w:hAnsi="Times New Roman" w:cs="Times New Roman"/>
+          <w:b/>
+          <w:bCs/>
+          <w:color w:val="404040"/>
+          <w:kern w:val="0"/>
+          <w:sz w:val="20"/>
+          <w:szCs w:val="20"/>
+          <w14:ligatures w14:val="none"/>
+        </w:rPr>
+        <w:t xml:space="preserve"> was resolved using:</w:t>
       </w:r>
       <w:r>
         <w:rPr>
@@ -1449,6 +1544,17 @@
           <w14:ligatures w14:val="none"/>
         </w:rPr>
         <w:br/>
+      </w:r>
+      <w:r>
+        <w:rPr>
+          <w:rFonts w:ascii="Times New Roman" w:eastAsia="Times New Roman" w:hAnsi="Times New Roman" w:cs="Times New Roman"/>
+          <w:color w:val="404040"/>
+          <w:kern w:val="0"/>
+          <w:sz w:val="20"/>
+          <w:szCs w:val="20"/>
+          <w14:ligatures w14:val="none"/>
+        </w:rPr>
+        <w:lastRenderedPageBreak/>
         <w:t>D. No deadline</w:t>
       </w:r>
       <w:r>
@@ -1509,7 +1615,6 @@
           <w:szCs w:val="20"/>
           <w14:ligatures w14:val="none"/>
         </w:rPr>
-        <w:lastRenderedPageBreak/>
         <w:t>9</w:t>
       </w:r>
       <w:r>
@@ -3205,7 +3310,7 @@
         <w:kern w:val="2"/>
         <w:sz w:val="24"/>
         <w:szCs w:val="24"/>
-        <w:lang w:val="en-SE" w:eastAsia="zh-CN" w:bidi="ar-SA"/>
+        <w:lang w:eastAsia="zh-CN" w:bidi="ar-SA"/>
         <w14:ligatures w14:val="standardContextual"/>
       </w:rPr>
     </w:rPrDefault>
